--- a/hin/docx/32.content.docx
+++ b/hin/docx/32.content.docx
@@ -136,13 +136,6 @@
         <w:rPr>
           <w:lang w:val="hi_IN" w:bidi="hi_IN"/>
         </w:rPr>
-      </w:r>
-      <w:r>
-        <w:rPr>
-          <w:i/>
-          <w:lang w:val="hi_IN" w:bidi="hi_IN"/>
-        </w:rPr>
-        <w:t>योना 1:2, योना 1:3, योना 1:4, योना 1:5, योना 1:7, योना 1:7 (#2), योना 1:10, योना 1:12, योना 1:14, योना 1:15, योना 1:17, योना 2:1, योना 2:4, योना 2:6, योना 2:8, योना 2:9, योना 2:9 (#2), योना 2:10, योना 3:2, योना 3:3, योना 3:4, योना 3:8, योना 3:9, योना 3:10, योना 4:1, योना 4:2, योना 4:3, योना 4:4, योना 4:5, योना 4:6, योना 4:7, योना 4:9, योना 4:10, योना 4:11</w:t>
       </w:r>
       <w:r>
         <w:rPr>

--- a/hin/docx/32.content.docx
+++ b/hin/docx/32.content.docx
@@ -123,19 +123,6 @@
           <w:lang w:val="hi_IN" w:bidi="hi_IN"/>
         </w:rPr>
         <w:t>JON</w:t>
-      </w:r>
-      <w:r>
-        <w:rPr>
-          <w:lang w:val="hi_IN" w:bidi="hi_IN"/>
-        </w:rPr>
-      </w:r>
-    </w:p>
-    <w:p>
-      <w:pPr/>
-      <w:r>
-        <w:rPr>
-          <w:lang w:val="hi_IN" w:bidi="hi_IN"/>
-        </w:rPr>
       </w:r>
       <w:r>
         <w:rPr>

--- a/hin/docx/32.content.docx
+++ b/hin/docx/32.content.docx
@@ -19,7 +19,7 @@
         <w:rPr>
           <w:lang w:val="hi_IN" w:bidi="hi_IN"/>
         </w:rPr>
-        <w:t>Resource: अनुवाद प्रश्न (unfoldingWord)</w:t>
+        <w:t>Resource: unfoldingWord® Translation Questions</w:t>
       </w:r>
       <w:r>
         <w:rPr>
@@ -85,7 +85,7 @@
         <w:rPr>
           <w:lang w:val="hi_IN" w:bidi="hi_IN"/>
         </w:rPr>
-        <w:t>अनुवाद प्रश्न (unfoldingWord)</w:t>
+        <w:t>unfoldingWord® Translation Questions</w:t>
       </w:r>
     </w:p>
     <w:p>
